--- a/Module2/Отчёт_Модуль2_Иванюк.docx
+++ b/Module2/Отчёт_Модуль2_Иванюк.docx
@@ -556,27 +556,7 @@
           <w:szCs w:val="28"/>
           <w:lang w:eastAsia="ru-RU"/>
         </w:rPr>
-        <w:t xml:space="preserve">. Блок-схема создана с использованием онлайн-инструмента </w:t>
-      </w:r>
-      <w:proofErr w:type="spellStart"/>
-      <w:r>
-        <w:rPr>
-          <w:rFonts w:ascii="Times New Roman" w:hAnsi="Times New Roman" w:cs="Times New Roman"/>
-          <w:sz w:val="28"/>
-          <w:szCs w:val="28"/>
-          <w:lang w:eastAsia="ru-RU"/>
-        </w:rPr>
-        <w:t>PlantUML</w:t>
-      </w:r>
-      <w:proofErr w:type="spellEnd"/>
-      <w:r>
-        <w:rPr>
-          <w:rFonts w:ascii="Times New Roman" w:hAnsi="Times New Roman" w:cs="Times New Roman"/>
-          <w:sz w:val="28"/>
-          <w:szCs w:val="28"/>
-          <w:lang w:eastAsia="ru-RU"/>
-        </w:rPr>
-        <w:t>.</w:t>
+        <w:t>. Блок-схема создана с использованием онлайн-инструмента PlantUML.</w:t>
       </w:r>
     </w:p>
     <w:p>
@@ -656,19 +636,8 @@
           <w:szCs w:val="28"/>
           <w:lang w:eastAsia="ru-RU"/>
         </w:rPr>
-        <w:t xml:space="preserve">3. Проверка введённых данных в базе данных </w:t>
-      </w:r>
-      <w:proofErr w:type="spellStart"/>
-      <w:r>
-        <w:rPr>
-          <w:rFonts w:ascii="Times New Roman" w:hAnsi="Times New Roman" w:cs="Times New Roman"/>
-          <w:sz w:val="28"/>
-          <w:szCs w:val="28"/>
-          <w:lang w:eastAsia="ru-RU"/>
-        </w:rPr>
-        <w:t>PostgreSQL</w:t>
-      </w:r>
-      <w:proofErr w:type="spellEnd"/>
+        <w:t>3. Проверка введённых данных в базе данных PostgreSQL</w:t>
+      </w:r>
     </w:p>
     <w:p>
       <w:pPr>
@@ -776,6 +745,9 @@
         <w:jc w:val="center"/>
       </w:pPr>
       <w:r>
+        <w:rPr>
+          <w:noProof/>
+        </w:rPr>
         <w:drawing>
           <wp:inline distT="0" distB="0" distL="0" distR="0" wp14:anchorId="327584CC" wp14:editId="322DB3A6">
             <wp:extent cx="5082540" cy="4211092"/>
@@ -942,107 +914,7 @@
           <w:szCs w:val="28"/>
           <w:lang w:eastAsia="ru-RU"/>
         </w:rPr>
-        <w:t xml:space="preserve">Разработано приложение на платформе C# </w:t>
-      </w:r>
-      <w:proofErr w:type="spellStart"/>
-      <w:r>
-        <w:rPr>
-          <w:rFonts w:ascii="Times New Roman" w:hAnsi="Times New Roman" w:cs="Times New Roman"/>
-          <w:sz w:val="28"/>
-          <w:szCs w:val="28"/>
-          <w:lang w:eastAsia="ru-RU"/>
-        </w:rPr>
-        <w:t>Windows</w:t>
-      </w:r>
-      <w:proofErr w:type="spellEnd"/>
-      <w:r>
-        <w:rPr>
-          <w:rFonts w:ascii="Times New Roman" w:hAnsi="Times New Roman" w:cs="Times New Roman"/>
-          <w:sz w:val="28"/>
-          <w:szCs w:val="28"/>
-          <w:lang w:eastAsia="ru-RU"/>
-        </w:rPr>
-        <w:t xml:space="preserve"> </w:t>
-      </w:r>
-      <w:proofErr w:type="spellStart"/>
-      <w:r>
-        <w:rPr>
-          <w:rFonts w:ascii="Times New Roman" w:hAnsi="Times New Roman" w:cs="Times New Roman"/>
-          <w:sz w:val="28"/>
-          <w:szCs w:val="28"/>
-          <w:lang w:eastAsia="ru-RU"/>
-        </w:rPr>
-        <w:t>Forms</w:t>
-      </w:r>
-      <w:proofErr w:type="spellEnd"/>
-      <w:r>
-        <w:rPr>
-          <w:rFonts w:ascii="Times New Roman" w:hAnsi="Times New Roman" w:cs="Times New Roman"/>
-          <w:sz w:val="28"/>
-          <w:szCs w:val="28"/>
-          <w:lang w:eastAsia="ru-RU"/>
-        </w:rPr>
-        <w:t xml:space="preserve"> .NET </w:t>
-      </w:r>
-      <w:proofErr w:type="spellStart"/>
-      <w:r>
-        <w:rPr>
-          <w:rFonts w:ascii="Times New Roman" w:hAnsi="Times New Roman" w:cs="Times New Roman"/>
-          <w:sz w:val="28"/>
-          <w:szCs w:val="28"/>
-          <w:lang w:eastAsia="ru-RU"/>
-        </w:rPr>
-        <w:t>Framework</w:t>
-      </w:r>
-      <w:proofErr w:type="spellEnd"/>
-      <w:r>
-        <w:rPr>
-          <w:rFonts w:ascii="Times New Roman" w:hAnsi="Times New Roman" w:cs="Times New Roman"/>
-          <w:sz w:val="28"/>
-          <w:szCs w:val="28"/>
-          <w:lang w:eastAsia="ru-RU"/>
-        </w:rPr>
-        <w:t xml:space="preserve">. Для подключения к базе данных </w:t>
-      </w:r>
-      <w:proofErr w:type="spellStart"/>
-      <w:r>
-        <w:rPr>
-          <w:rFonts w:ascii="Times New Roman" w:hAnsi="Times New Roman" w:cs="Times New Roman"/>
-          <w:sz w:val="28"/>
-          <w:szCs w:val="28"/>
-          <w:lang w:eastAsia="ru-RU"/>
-        </w:rPr>
-        <w:t>PostgreSQL</w:t>
-      </w:r>
-      <w:proofErr w:type="spellEnd"/>
-      <w:r>
-        <w:rPr>
-          <w:rFonts w:ascii="Times New Roman" w:hAnsi="Times New Roman" w:cs="Times New Roman"/>
-          <w:sz w:val="28"/>
-          <w:szCs w:val="28"/>
-          <w:lang w:eastAsia="ru-RU"/>
-        </w:rPr>
-        <w:t xml:space="preserve"> использована библиотека </w:t>
-      </w:r>
-      <w:proofErr w:type="spellStart"/>
-      <w:r>
-        <w:rPr>
-          <w:rFonts w:ascii="Times New Roman" w:hAnsi="Times New Roman" w:cs="Times New Roman"/>
-          <w:sz w:val="28"/>
-          <w:szCs w:val="28"/>
-          <w:lang w:eastAsia="ru-RU"/>
-        </w:rPr>
-        <w:t>Npgsql</w:t>
-      </w:r>
-      <w:proofErr w:type="spellEnd"/>
-      <w:r>
-        <w:rPr>
-          <w:rFonts w:ascii="Times New Roman" w:hAnsi="Times New Roman" w:cs="Times New Roman"/>
-          <w:sz w:val="28"/>
-          <w:szCs w:val="28"/>
-          <w:lang w:eastAsia="ru-RU"/>
-        </w:rPr>
-        <w:t>.</w:t>
+        <w:t>Разработано приложение на платформе C# Windows Forms .NET Framework. Для подключения к базе данных PostgreSQL использована библиотека Npgsql.</w:t>
       </w:r>
     </w:p>
     <w:p>
@@ -1063,27 +935,7 @@
           <w:szCs w:val="28"/>
           <w:lang w:eastAsia="ru-RU"/>
         </w:rPr>
-        <w:t xml:space="preserve">Создан класс </w:t>
-      </w:r>
-      <w:proofErr w:type="spellStart"/>
-      <w:r>
-        <w:rPr>
-          <w:rFonts w:ascii="Times New Roman" w:hAnsi="Times New Roman" w:cs="Times New Roman"/>
-          <w:sz w:val="28"/>
-          <w:szCs w:val="28"/>
-          <w:lang w:eastAsia="ru-RU"/>
-        </w:rPr>
-        <w:t>DatabaseHelper.cs</w:t>
-      </w:r>
-      <w:proofErr w:type="spellEnd"/>
-      <w:r>
-        <w:rPr>
-          <w:rFonts w:ascii="Times New Roman" w:hAnsi="Times New Roman" w:cs="Times New Roman"/>
-          <w:sz w:val="28"/>
-          <w:szCs w:val="28"/>
-          <w:lang w:eastAsia="ru-RU"/>
-        </w:rPr>
-        <w:t>, содержащий методы:</w:t>
+        <w:t>Создан класс DatabaseHelper.cs, содержащий методы:</w:t>
       </w:r>
     </w:p>
     <w:p>
@@ -1108,38 +960,7 @@
           <w:szCs w:val="28"/>
           <w:lang w:eastAsia="ru-RU"/>
         </w:rPr>
-        <w:t xml:space="preserve"> </w:t>
-      </w:r>
-      <w:proofErr w:type="spellStart"/>
-      <w:proofErr w:type="gramStart"/>
-      <w:r>
-        <w:rPr>
-          <w:rFonts w:ascii="Times New Roman" w:hAnsi="Times New Roman" w:cs="Times New Roman"/>
-          <w:sz w:val="28"/>
-          <w:szCs w:val="28"/>
-          <w:lang w:eastAsia="ru-RU"/>
-        </w:rPr>
-        <w:t>GetConnection</w:t>
-      </w:r>
-      <w:proofErr w:type="spellEnd"/>
-      <w:r>
-        <w:rPr>
-          <w:rFonts w:ascii="Times New Roman" w:hAnsi="Times New Roman" w:cs="Times New Roman"/>
-          <w:sz w:val="28"/>
-          <w:szCs w:val="28"/>
-          <w:lang w:eastAsia="ru-RU"/>
-        </w:rPr>
-        <w:t>(</w:t>
-      </w:r>
-      <w:proofErr w:type="gramEnd"/>
-      <w:r>
-        <w:rPr>
-          <w:rFonts w:ascii="Times New Roman" w:hAnsi="Times New Roman" w:cs="Times New Roman"/>
-          <w:sz w:val="28"/>
-          <w:szCs w:val="28"/>
-          <w:lang w:eastAsia="ru-RU"/>
-        </w:rPr>
-        <w:t>) – получение подключения к базе данных</w:t>
+        <w:t xml:space="preserve"> GetConnection() – получение подключения к базе данных</w:t>
       </w:r>
     </w:p>
     <w:p>
@@ -1157,79 +978,15 @@
           <w:lang w:eastAsia="ru-RU"/>
         </w:rPr>
       </w:pPr>
-      <w:proofErr w:type="spellStart"/>
-      <w:proofErr w:type="gramStart"/>
-      <w:r>
-        <w:rPr>
-          <w:rFonts w:ascii="Times New Roman" w:hAnsi="Times New Roman" w:cs="Times New Roman"/>
-          <w:sz w:val="28"/>
-          <w:szCs w:val="28"/>
-          <w:lang w:eastAsia="ru-RU"/>
-        </w:rPr>
-        <w:t>ExecuteQuery</w:t>
-      </w:r>
-      <w:proofErr w:type="spellEnd"/>
-      <w:r>
-        <w:rPr>
-          <w:rFonts w:ascii="Times New Roman" w:hAnsi="Times New Roman" w:cs="Times New Roman"/>
-          <w:sz w:val="28"/>
-          <w:szCs w:val="28"/>
-          <w:lang w:eastAsia="ru-RU"/>
-        </w:rPr>
-        <w:t>(</w:t>
-      </w:r>
-      <w:proofErr w:type="spellStart"/>
-      <w:proofErr w:type="gramEnd"/>
-      <w:r>
-        <w:rPr>
-          <w:rFonts w:ascii="Times New Roman" w:hAnsi="Times New Roman" w:cs="Times New Roman"/>
-          <w:sz w:val="28"/>
-          <w:szCs w:val="28"/>
-          <w:lang w:eastAsia="ru-RU"/>
-        </w:rPr>
-        <w:t>string</w:t>
-      </w:r>
-      <w:proofErr w:type="spellEnd"/>
-      <w:r>
-        <w:rPr>
-          <w:rFonts w:ascii="Times New Roman" w:hAnsi="Times New Roman" w:cs="Times New Roman"/>
-          <w:sz w:val="28"/>
-          <w:szCs w:val="28"/>
-          <w:lang w:eastAsia="ru-RU"/>
-        </w:rPr>
-        <w:t xml:space="preserve"> </w:t>
-      </w:r>
-      <w:proofErr w:type="spellStart"/>
-      <w:r>
-        <w:rPr>
-          <w:rFonts w:ascii="Times New Roman" w:hAnsi="Times New Roman" w:cs="Times New Roman"/>
-          <w:sz w:val="28"/>
-          <w:szCs w:val="28"/>
-          <w:lang w:eastAsia="ru-RU"/>
-        </w:rPr>
-        <w:t>query</w:t>
-      </w:r>
-      <w:proofErr w:type="spellEnd"/>
-      <w:r>
-        <w:rPr>
-          <w:rFonts w:ascii="Times New Roman" w:hAnsi="Times New Roman" w:cs="Times New Roman"/>
-          <w:sz w:val="28"/>
-          <w:szCs w:val="28"/>
-          <w:lang w:eastAsia="ru-RU"/>
-        </w:rPr>
-        <w:t xml:space="preserve">) – выполнение SQL-запроса и возврат результата в виде </w:t>
-      </w:r>
-      <w:proofErr w:type="spellStart"/>
-      <w:r>
-        <w:rPr>
-          <w:rFonts w:ascii="Times New Roman" w:hAnsi="Times New Roman" w:cs="Times New Roman"/>
-          <w:sz w:val="28"/>
-          <w:szCs w:val="28"/>
-          <w:lang w:eastAsia="ru-RU"/>
-        </w:rPr>
-        <w:t>DataTable</w:t>
-      </w:r>
-      <w:proofErr w:type="spellEnd"/>
+      <w:r>
+        <w:rPr>
+          <w:rFonts w:ascii="Times New Roman" w:hAnsi="Times New Roman" w:cs="Times New Roman"/>
+          <w:sz w:val="28"/>
+          <w:szCs w:val="28"/>
+          <w:lang w:eastAsia="ru-RU"/>
+        </w:rPr>
+        <w:t>ExecuteQuery(string query) – выполнение SQL-запроса и возврат результата в виде DataTable</w:t>
+      </w:r>
     </w:p>
     <w:p>
       <w:pPr>
@@ -1289,7 +1046,6 @@
         </w:rPr>
         <w:t xml:space="preserve">Разработана форма </w:t>
       </w:r>
-      <w:proofErr w:type="spellStart"/>
       <w:r>
         <w:rPr>
           <w:rFonts w:ascii="Times New Roman" w:hAnsi="Times New Roman" w:cs="Times New Roman"/>
@@ -1299,7 +1055,6 @@
         </w:rPr>
         <w:t>LoginForm</w:t>
       </w:r>
-      <w:proofErr w:type="spellEnd"/>
       <w:r>
         <w:rPr>
           <w:rFonts w:ascii="Times New Roman" w:hAnsi="Times New Roman" w:cs="Times New Roman"/>
@@ -1426,6 +1181,31 @@
     </w:p>
     <w:p>
       <w:pPr>
+        <w:pStyle w:val="a3"/>
+        <w:numPr>
+          <w:ilvl w:val="0"/>
+          <w:numId w:val="15"/>
+        </w:numPr>
+        <w:jc w:val="both"/>
+        <w:rPr>
+          <w:rFonts w:ascii="Times New Roman" w:hAnsi="Times New Roman" w:cs="Times New Roman"/>
+          <w:sz w:val="28"/>
+          <w:szCs w:val="28"/>
+          <w:lang w:eastAsia="ru-RU"/>
+        </w:rPr>
+      </w:pPr>
+      <w:r>
+        <w:rPr>
+          <w:rFonts w:ascii="Times New Roman" w:hAnsi="Times New Roman" w:cs="Times New Roman"/>
+          <w:sz w:val="28"/>
+          <w:szCs w:val="28"/>
+          <w:lang w:eastAsia="ru-RU"/>
+        </w:rPr>
+        <w:t>Логитип из предоставленных ресурсов</w:t>
+      </w:r>
+    </w:p>
+    <w:p>
+      <w:pPr>
         <w:ind w:left="426"/>
         <w:jc w:val="both"/>
         <w:rPr>
@@ -1435,7 +1215,6 @@
           <w:lang w:val="en-US" w:eastAsia="ru-RU"/>
         </w:rPr>
       </w:pPr>
-      <w:proofErr w:type="spellStart"/>
       <w:r>
         <w:rPr>
           <w:rFonts w:ascii="Times New Roman" w:hAnsi="Times New Roman" w:cs="Times New Roman"/>
@@ -1443,19 +1222,20 @@
           <w:szCs w:val="28"/>
           <w:lang w:val="en-US" w:eastAsia="ru-RU"/>
         </w:rPr>
-        <w:t>Проверка</w:t>
-      </w:r>
-      <w:proofErr w:type="spellEnd"/>
-      <w:r>
+        <w:t>Проверка логина и пароля:</w:t>
+      </w:r>
+    </w:p>
+    <w:p>
+      <w:pPr>
+        <w:ind w:left="426"/>
+        <w:jc w:val="both"/>
         <w:rPr>
           <w:rFonts w:ascii="Times New Roman" w:hAnsi="Times New Roman" w:cs="Times New Roman"/>
           <w:sz w:val="28"/>
           <w:szCs w:val="28"/>
           <w:lang w:val="en-US" w:eastAsia="ru-RU"/>
         </w:rPr>
-        <w:t xml:space="preserve"> </w:t>
-      </w:r>
-      <w:proofErr w:type="spellStart"/>
+      </w:pPr>
       <w:r>
         <w:rPr>
           <w:rFonts w:ascii="Times New Roman" w:hAnsi="Times New Roman" w:cs="Times New Roman"/>
@@ -1463,19 +1243,20 @@
           <w:szCs w:val="28"/>
           <w:lang w:val="en-US" w:eastAsia="ru-RU"/>
         </w:rPr>
-        <w:t>логина</w:t>
-      </w:r>
-      <w:proofErr w:type="spellEnd"/>
-      <w:r>
+        <w:t xml:space="preserve">SELECT u.user_id, u.full_name, r.role_name </w:t>
+      </w:r>
+    </w:p>
+    <w:p>
+      <w:pPr>
+        <w:ind w:left="426"/>
+        <w:jc w:val="both"/>
         <w:rPr>
           <w:rFonts w:ascii="Times New Roman" w:hAnsi="Times New Roman" w:cs="Times New Roman"/>
           <w:sz w:val="28"/>
           <w:szCs w:val="28"/>
           <w:lang w:val="en-US" w:eastAsia="ru-RU"/>
         </w:rPr>
-        <w:t xml:space="preserve"> и </w:t>
-      </w:r>
-      <w:proofErr w:type="spellStart"/>
+      </w:pPr>
       <w:r>
         <w:rPr>
           <w:rFonts w:ascii="Times New Roman" w:hAnsi="Times New Roman" w:cs="Times New Roman"/>
@@ -1483,17 +1264,28 @@
           <w:szCs w:val="28"/>
           <w:lang w:val="en-US" w:eastAsia="ru-RU"/>
         </w:rPr>
-        <w:t>пароля</w:t>
-      </w:r>
-      <w:proofErr w:type="spellEnd"/>
-      <w:r>
+        <w:t>FROM Users u</w:t>
+      </w:r>
+    </w:p>
+    <w:p>
+      <w:pPr>
+        <w:ind w:left="426"/>
+        <w:jc w:val="both"/>
         <w:rPr>
           <w:rFonts w:ascii="Times New Roman" w:hAnsi="Times New Roman" w:cs="Times New Roman"/>
           <w:sz w:val="28"/>
           <w:szCs w:val="28"/>
           <w:lang w:val="en-US" w:eastAsia="ru-RU"/>
         </w:rPr>
-        <w:t>:</w:t>
+      </w:pPr>
+      <w:r>
+        <w:rPr>
+          <w:rFonts w:ascii="Times New Roman" w:hAnsi="Times New Roman" w:cs="Times New Roman"/>
+          <w:sz w:val="28"/>
+          <w:szCs w:val="28"/>
+          <w:lang w:val="en-US" w:eastAsia="ru-RU"/>
+        </w:rPr>
+        <w:t>JOIN Roles r ON u.role_id = r.role_id</w:t>
       </w:r>
     </w:p>
     <w:p>
@@ -1514,234 +1306,7 @@
           <w:szCs w:val="28"/>
           <w:lang w:val="en-US" w:eastAsia="ru-RU"/>
         </w:rPr>
-        <w:t xml:space="preserve">SELECT </w:t>
-      </w:r>
-      <w:proofErr w:type="spellStart"/>
-      <w:r>
-        <w:rPr>
-          <w:rFonts w:ascii="Times New Roman" w:hAnsi="Times New Roman" w:cs="Times New Roman"/>
-          <w:sz w:val="28"/>
-          <w:szCs w:val="28"/>
-          <w:lang w:val="en-US" w:eastAsia="ru-RU"/>
-        </w:rPr>
-        <w:t>u.user_id</w:t>
-      </w:r>
-      <w:proofErr w:type="spellEnd"/>
-      <w:r>
-        <w:rPr>
-          <w:rFonts w:ascii="Times New Roman" w:hAnsi="Times New Roman" w:cs="Times New Roman"/>
-          <w:sz w:val="28"/>
-          <w:szCs w:val="28"/>
-          <w:lang w:val="en-US" w:eastAsia="ru-RU"/>
-        </w:rPr>
-        <w:t xml:space="preserve">, </w:t>
-      </w:r>
-      <w:proofErr w:type="spellStart"/>
-      <w:proofErr w:type="gramStart"/>
-      <w:r>
-        <w:rPr>
-          <w:rFonts w:ascii="Times New Roman" w:hAnsi="Times New Roman" w:cs="Times New Roman"/>
-          <w:sz w:val="28"/>
-          <w:szCs w:val="28"/>
-          <w:lang w:val="en-US" w:eastAsia="ru-RU"/>
-        </w:rPr>
-        <w:t>u.full</w:t>
-      </w:r>
-      <w:proofErr w:type="gramEnd"/>
-      <w:r>
-        <w:rPr>
-          <w:rFonts w:ascii="Times New Roman" w:hAnsi="Times New Roman" w:cs="Times New Roman"/>
-          <w:sz w:val="28"/>
-          <w:szCs w:val="28"/>
-          <w:lang w:val="en-US" w:eastAsia="ru-RU"/>
-        </w:rPr>
-        <w:t>_name</w:t>
-      </w:r>
-      <w:proofErr w:type="spellEnd"/>
-      <w:r>
-        <w:rPr>
-          <w:rFonts w:ascii="Times New Roman" w:hAnsi="Times New Roman" w:cs="Times New Roman"/>
-          <w:sz w:val="28"/>
-          <w:szCs w:val="28"/>
-          <w:lang w:val="en-US" w:eastAsia="ru-RU"/>
-        </w:rPr>
-        <w:t xml:space="preserve">, </w:t>
-      </w:r>
-      <w:proofErr w:type="spellStart"/>
-      <w:r>
-        <w:rPr>
-          <w:rFonts w:ascii="Times New Roman" w:hAnsi="Times New Roman" w:cs="Times New Roman"/>
-          <w:sz w:val="28"/>
-          <w:szCs w:val="28"/>
-          <w:lang w:val="en-US" w:eastAsia="ru-RU"/>
-        </w:rPr>
-        <w:t>r.role_name</w:t>
-      </w:r>
-      <w:proofErr w:type="spellEnd"/>
-      <w:r>
-        <w:rPr>
-          <w:rFonts w:ascii="Times New Roman" w:hAnsi="Times New Roman" w:cs="Times New Roman"/>
-          <w:sz w:val="28"/>
-          <w:szCs w:val="28"/>
-          <w:lang w:val="en-US" w:eastAsia="ru-RU"/>
-        </w:rPr>
-        <w:t xml:space="preserve"> </w:t>
-      </w:r>
-    </w:p>
-    <w:p>
-      <w:pPr>
-        <w:ind w:left="426"/>
-        <w:jc w:val="both"/>
-        <w:rPr>
-          <w:rFonts w:ascii="Times New Roman" w:hAnsi="Times New Roman" w:cs="Times New Roman"/>
-          <w:sz w:val="28"/>
-          <w:szCs w:val="28"/>
-          <w:lang w:val="en-US" w:eastAsia="ru-RU"/>
-        </w:rPr>
-      </w:pPr>
-      <w:r>
-        <w:rPr>
-          <w:rFonts w:ascii="Times New Roman" w:hAnsi="Times New Roman" w:cs="Times New Roman"/>
-          <w:sz w:val="28"/>
-          <w:szCs w:val="28"/>
-          <w:lang w:val="en-US" w:eastAsia="ru-RU"/>
-        </w:rPr>
-        <w:t>FROM Users u</w:t>
-      </w:r>
-    </w:p>
-    <w:p>
-      <w:pPr>
-        <w:ind w:left="426"/>
-        <w:jc w:val="both"/>
-        <w:rPr>
-          <w:rFonts w:ascii="Times New Roman" w:hAnsi="Times New Roman" w:cs="Times New Roman"/>
-          <w:sz w:val="28"/>
-          <w:szCs w:val="28"/>
-          <w:lang w:val="en-US" w:eastAsia="ru-RU"/>
-        </w:rPr>
-      </w:pPr>
-      <w:r>
-        <w:rPr>
-          <w:rFonts w:ascii="Times New Roman" w:hAnsi="Times New Roman" w:cs="Times New Roman"/>
-          <w:sz w:val="28"/>
-          <w:szCs w:val="28"/>
-          <w:lang w:val="en-US" w:eastAsia="ru-RU"/>
-        </w:rPr>
-        <w:t xml:space="preserve">JOIN Roles r ON </w:t>
-      </w:r>
-      <w:proofErr w:type="spellStart"/>
-      <w:proofErr w:type="gramStart"/>
-      <w:r>
-        <w:rPr>
-          <w:rFonts w:ascii="Times New Roman" w:hAnsi="Times New Roman" w:cs="Times New Roman"/>
-          <w:sz w:val="28"/>
-          <w:szCs w:val="28"/>
-          <w:lang w:val="en-US" w:eastAsia="ru-RU"/>
-        </w:rPr>
-        <w:t>u.role</w:t>
-      </w:r>
-      <w:proofErr w:type="gramEnd"/>
-      <w:r>
-        <w:rPr>
-          <w:rFonts w:ascii="Times New Roman" w:hAnsi="Times New Roman" w:cs="Times New Roman"/>
-          <w:sz w:val="28"/>
-          <w:szCs w:val="28"/>
-          <w:lang w:val="en-US" w:eastAsia="ru-RU"/>
-        </w:rPr>
-        <w:t>_id</w:t>
-      </w:r>
-      <w:proofErr w:type="spellEnd"/>
-      <w:r>
-        <w:rPr>
-          <w:rFonts w:ascii="Times New Roman" w:hAnsi="Times New Roman" w:cs="Times New Roman"/>
-          <w:sz w:val="28"/>
-          <w:szCs w:val="28"/>
-          <w:lang w:val="en-US" w:eastAsia="ru-RU"/>
-        </w:rPr>
-        <w:t xml:space="preserve"> = </w:t>
-      </w:r>
-      <w:proofErr w:type="spellStart"/>
-      <w:r>
-        <w:rPr>
-          <w:rFonts w:ascii="Times New Roman" w:hAnsi="Times New Roman" w:cs="Times New Roman"/>
-          <w:sz w:val="28"/>
-          <w:szCs w:val="28"/>
-          <w:lang w:val="en-US" w:eastAsia="ru-RU"/>
-        </w:rPr>
-        <w:t>r.role_id</w:t>
-      </w:r>
-      <w:proofErr w:type="spellEnd"/>
-    </w:p>
-    <w:p>
-      <w:pPr>
-        <w:ind w:left="426"/>
-        <w:jc w:val="both"/>
-        <w:rPr>
-          <w:rFonts w:ascii="Times New Roman" w:hAnsi="Times New Roman" w:cs="Times New Roman"/>
-          <w:sz w:val="28"/>
-          <w:szCs w:val="28"/>
-          <w:lang w:val="en-US" w:eastAsia="ru-RU"/>
-        </w:rPr>
-      </w:pPr>
-      <w:r>
-        <w:rPr>
-          <w:rFonts w:ascii="Times New Roman" w:hAnsi="Times New Roman" w:cs="Times New Roman"/>
-          <w:sz w:val="28"/>
-          <w:szCs w:val="28"/>
-          <w:lang w:val="en-US" w:eastAsia="ru-RU"/>
-        </w:rPr>
-        <w:t xml:space="preserve">WHERE </w:t>
-      </w:r>
-      <w:proofErr w:type="spellStart"/>
-      <w:r>
-        <w:rPr>
-          <w:rFonts w:ascii="Times New Roman" w:hAnsi="Times New Roman" w:cs="Times New Roman"/>
-          <w:sz w:val="28"/>
-          <w:szCs w:val="28"/>
-          <w:lang w:val="en-US" w:eastAsia="ru-RU"/>
-        </w:rPr>
-        <w:t>u.login</w:t>
-      </w:r>
-      <w:proofErr w:type="spellEnd"/>
-      <w:r>
-        <w:rPr>
-          <w:rFonts w:ascii="Times New Roman" w:hAnsi="Times New Roman" w:cs="Times New Roman"/>
-          <w:sz w:val="28"/>
-          <w:szCs w:val="28"/>
-          <w:lang w:val="en-US" w:eastAsia="ru-RU"/>
-        </w:rPr>
-        <w:t xml:space="preserve"> = {login} AND </w:t>
-      </w:r>
-      <w:proofErr w:type="spellStart"/>
-      <w:proofErr w:type="gramStart"/>
-      <w:r>
-        <w:rPr>
-          <w:rFonts w:ascii="Times New Roman" w:hAnsi="Times New Roman" w:cs="Times New Roman"/>
-          <w:sz w:val="28"/>
-          <w:szCs w:val="28"/>
-          <w:lang w:val="en-US" w:eastAsia="ru-RU"/>
-        </w:rPr>
-        <w:t>u.password</w:t>
-      </w:r>
-      <w:proofErr w:type="gramEnd"/>
-      <w:r>
-        <w:rPr>
-          <w:rFonts w:ascii="Times New Roman" w:hAnsi="Times New Roman" w:cs="Times New Roman"/>
-          <w:sz w:val="28"/>
-          <w:szCs w:val="28"/>
-          <w:lang w:val="en-US" w:eastAsia="ru-RU"/>
-        </w:rPr>
-        <w:t>_hash</w:t>
-      </w:r>
-      <w:proofErr w:type="spellEnd"/>
-      <w:r>
-        <w:rPr>
-          <w:rFonts w:ascii="Times New Roman" w:hAnsi="Times New Roman" w:cs="Times New Roman"/>
-          <w:sz w:val="28"/>
-          <w:szCs w:val="28"/>
-          <w:lang w:val="en-US" w:eastAsia="ru-RU"/>
-        </w:rPr>
-        <w:t xml:space="preserve"> = {password}</w:t>
+        <w:t>WHERE u.login = {login} AND u.password_hash = {password}</w:t>
       </w:r>
     </w:p>
     <w:p>
@@ -2077,47 +1642,7 @@
           <w:szCs w:val="28"/>
           <w:lang w:eastAsia="ru-RU"/>
         </w:rPr>
-        <w:t xml:space="preserve">Разработана форма </w:t>
-      </w:r>
-      <w:proofErr w:type="spellStart"/>
-      <w:r>
-        <w:rPr>
-          <w:rFonts w:ascii="Times New Roman" w:hAnsi="Times New Roman" w:cs="Times New Roman"/>
-          <w:sz w:val="28"/>
-          <w:szCs w:val="28"/>
-          <w:lang w:eastAsia="ru-RU"/>
-        </w:rPr>
-        <w:t>ProductsForm.cs</w:t>
-      </w:r>
-      <w:proofErr w:type="spellEnd"/>
-      <w:r>
-        <w:rPr>
-          <w:rFonts w:ascii="Times New Roman" w:hAnsi="Times New Roman" w:cs="Times New Roman"/>
-          <w:sz w:val="28"/>
-          <w:szCs w:val="28"/>
-          <w:lang w:eastAsia="ru-RU"/>
-        </w:rPr>
-        <w:t xml:space="preserve"> с выводом таблицы товаров (</w:t>
-      </w:r>
-      <w:proofErr w:type="spellStart"/>
-      <w:r>
-        <w:rPr>
-          <w:rFonts w:ascii="Times New Roman" w:hAnsi="Times New Roman" w:cs="Times New Roman"/>
-          <w:sz w:val="28"/>
-          <w:szCs w:val="28"/>
-          <w:lang w:eastAsia="ru-RU"/>
-        </w:rPr>
-        <w:t>DataGridView</w:t>
-      </w:r>
-      <w:proofErr w:type="spellEnd"/>
-      <w:r>
-        <w:rPr>
-          <w:rFonts w:ascii="Times New Roman" w:hAnsi="Times New Roman" w:cs="Times New Roman"/>
-          <w:sz w:val="28"/>
-          <w:szCs w:val="28"/>
-          <w:lang w:eastAsia="ru-RU"/>
-        </w:rPr>
-        <w:t>).</w:t>
+        <w:t>Разработана форма ProductsForm.cs с выводом таблицы товаров (DataGridView).</w:t>
       </w:r>
     </w:p>
     <w:p>
@@ -2445,7 +1970,6 @@
         </w:rPr>
         <w:t xml:space="preserve">     unit AS </w:t>
       </w:r>
-      <w:proofErr w:type="spellStart"/>
       <w:r>
         <w:rPr>
           <w:rFonts w:ascii="Times New Roman" w:hAnsi="Times New Roman" w:cs="Times New Roman"/>
@@ -2455,7 +1979,6 @@
         </w:rPr>
         <w:t>Ед</w:t>
       </w:r>
-      <w:proofErr w:type="spellEnd"/>
       <w:r>
         <w:rPr>
           <w:rFonts w:ascii="Times New Roman" w:hAnsi="Times New Roman" w:cs="Times New Roman"/>
@@ -2465,7 +1988,6 @@
         </w:rPr>
         <w:t>_</w:t>
       </w:r>
-      <w:proofErr w:type="spellStart"/>
       <w:r>
         <w:rPr>
           <w:rFonts w:ascii="Times New Roman" w:hAnsi="Times New Roman" w:cs="Times New Roman"/>
@@ -2475,7 +1997,6 @@
         </w:rPr>
         <w:t>изм</w:t>
       </w:r>
-      <w:proofErr w:type="spellEnd"/>
       <w:r>
         <w:rPr>
           <w:rFonts w:ascii="Times New Roman" w:hAnsi="Times New Roman" w:cs="Times New Roman"/>
@@ -2590,9 +2111,19 @@
           <w:szCs w:val="28"/>
           <w:lang w:val="en-US" w:eastAsia="ru-RU"/>
         </w:rPr>
-        <w:t xml:space="preserve"> WHERE </w:t>
-      </w:r>
-      <w:proofErr w:type="spellStart"/>
+        <w:t xml:space="preserve"> WHERE is_active = 1</w:t>
+      </w:r>
+    </w:p>
+    <w:p>
+      <w:pPr>
+        <w:jc w:val="both"/>
+        <w:rPr>
+          <w:rFonts w:ascii="Times New Roman" w:hAnsi="Times New Roman" w:cs="Times New Roman"/>
+          <w:sz w:val="28"/>
+          <w:szCs w:val="28"/>
+          <w:lang w:eastAsia="ru-RU"/>
+        </w:rPr>
+      </w:pPr>
       <w:r>
         <w:rPr>
           <w:rFonts w:ascii="Times New Roman" w:hAnsi="Times New Roman" w:cs="Times New Roman"/>
@@ -2600,36 +2131,6 @@
           <w:szCs w:val="28"/>
           <w:lang w:val="en-US" w:eastAsia="ru-RU"/>
         </w:rPr>
-        <w:t>is_active</w:t>
-      </w:r>
-      <w:proofErr w:type="spellEnd"/>
-      <w:r>
-        <w:rPr>
-          <w:rFonts w:ascii="Times New Roman" w:hAnsi="Times New Roman" w:cs="Times New Roman"/>
-          <w:sz w:val="28"/>
-          <w:szCs w:val="28"/>
-          <w:lang w:val="en-US" w:eastAsia="ru-RU"/>
-        </w:rPr>
-        <w:t xml:space="preserve"> = 1</w:t>
-      </w:r>
-    </w:p>
-    <w:p>
-      <w:pPr>
-        <w:jc w:val="both"/>
-        <w:rPr>
-          <w:rFonts w:ascii="Times New Roman" w:hAnsi="Times New Roman" w:cs="Times New Roman"/>
-          <w:sz w:val="28"/>
-          <w:szCs w:val="28"/>
-          <w:lang w:eastAsia="ru-RU"/>
-        </w:rPr>
-      </w:pPr>
-      <w:r>
-        <w:rPr>
-          <w:rFonts w:ascii="Times New Roman" w:hAnsi="Times New Roman" w:cs="Times New Roman"/>
-          <w:sz w:val="28"/>
-          <w:szCs w:val="28"/>
-          <w:lang w:val="en-US" w:eastAsia="ru-RU"/>
-        </w:rPr>
         <w:t xml:space="preserve"> </w:t>
       </w:r>
       <w:r>
@@ -2639,19 +2140,8 @@
           <w:szCs w:val="28"/>
           <w:lang w:eastAsia="ru-RU"/>
         </w:rPr>
-        <w:t xml:space="preserve">ORDER BY </w:t>
-      </w:r>
-      <w:proofErr w:type="spellStart"/>
-      <w:r>
-        <w:rPr>
-          <w:rFonts w:ascii="Times New Roman" w:hAnsi="Times New Roman" w:cs="Times New Roman"/>
-          <w:sz w:val="28"/>
-          <w:szCs w:val="28"/>
-          <w:lang w:eastAsia="ru-RU"/>
-        </w:rPr>
-        <w:t>name</w:t>
-      </w:r>
-      <w:proofErr w:type="spellEnd"/>
+        <w:t>ORDER BY name</w:t>
+      </w:r>
     </w:p>
     <w:p>
       <w:pPr>
@@ -2977,54 +2467,7 @@
           <w:szCs w:val="28"/>
           <w:lang w:eastAsia="ru-RU"/>
         </w:rPr>
-        <w:t xml:space="preserve">Если </w:t>
-      </w:r>
-      <w:proofErr w:type="gramStart"/>
-      <w:r>
-        <w:rPr>
-          <w:rFonts w:ascii="Times New Roman" w:hAnsi="Times New Roman" w:cs="Times New Roman"/>
-          <w:sz w:val="28"/>
-          <w:szCs w:val="28"/>
-          <w:lang w:eastAsia="ru-RU"/>
-        </w:rPr>
-        <w:t>скидка &gt;</w:t>
-      </w:r>
-      <w:proofErr w:type="gramEnd"/>
-      <w:r>
-        <w:rPr>
-          <w:rFonts w:ascii="Times New Roman" w:hAnsi="Times New Roman" w:cs="Times New Roman"/>
-          <w:sz w:val="28"/>
-          <w:szCs w:val="28"/>
-          <w:lang w:eastAsia="ru-RU"/>
-        </w:rPr>
-        <w:t xml:space="preserve"> </w:t>
-      </w:r>
-      <w:r>
-        <w:rPr>
-          <w:rFonts w:ascii="Times New Roman" w:hAnsi="Times New Roman" w:cs="Times New Roman"/>
-          <w:sz w:val="28"/>
-          <w:szCs w:val="28"/>
-          <w:lang w:eastAsia="ru-RU"/>
-        </w:rPr>
-        <w:t>15</w:t>
-      </w:r>
-      <w:r>
-        <w:rPr>
-          <w:rFonts w:ascii="Times New Roman" w:hAnsi="Times New Roman" w:cs="Times New Roman"/>
-          <w:sz w:val="28"/>
-          <w:szCs w:val="28"/>
-          <w:lang w:eastAsia="ru-RU"/>
-        </w:rPr>
-        <w:t>:</w:t>
-      </w:r>
-      <w:r>
-        <w:rPr>
-          <w:rFonts w:ascii="Times New Roman" w:hAnsi="Times New Roman" w:cs="Times New Roman"/>
-          <w:sz w:val="28"/>
-          <w:szCs w:val="28"/>
-          <w:lang w:eastAsia="ru-RU"/>
-        </w:rPr>
-        <w:t xml:space="preserve"> строка с товаром подсвечивается зеленым цветом</w:t>
+        <w:t>Если скидка &gt; 15: строка с товаром подсвечивается зеленым цветом</w:t>
       </w:r>
     </w:p>
     <w:p>
@@ -3074,27 +2517,7 @@
           <w:szCs w:val="28"/>
           <w:lang w:eastAsia="ru-RU"/>
         </w:rPr>
-        <w:t xml:space="preserve">Если </w:t>
-      </w:r>
-      <w:proofErr w:type="gramStart"/>
-      <w:r>
-        <w:rPr>
-          <w:rFonts w:ascii="Times New Roman" w:hAnsi="Times New Roman" w:cs="Times New Roman"/>
-          <w:sz w:val="28"/>
-          <w:szCs w:val="28"/>
-          <w:lang w:eastAsia="ru-RU"/>
-        </w:rPr>
-        <w:t>скидка &gt;</w:t>
-      </w:r>
-      <w:proofErr w:type="gramEnd"/>
-      <w:r>
-        <w:rPr>
-          <w:rFonts w:ascii="Times New Roman" w:hAnsi="Times New Roman" w:cs="Times New Roman"/>
-          <w:sz w:val="28"/>
-          <w:szCs w:val="28"/>
-          <w:lang w:eastAsia="ru-RU"/>
-        </w:rPr>
-        <w:t xml:space="preserve"> 0: основная цена отображается красным цветом и перечёркнута</w:t>
+        <w:t>Если скидка &gt; 0: основная цена отображается красным цветом и перечёркнута</w:t>
       </w:r>
     </w:p>
     <w:p>
@@ -3200,27 +2623,7 @@
           <w:szCs w:val="28"/>
           <w:lang w:eastAsia="ru-RU"/>
         </w:rPr>
-        <w:t xml:space="preserve">На форме </w:t>
-      </w:r>
-      <w:proofErr w:type="spellStart"/>
-      <w:r>
-        <w:rPr>
-          <w:rFonts w:ascii="Times New Roman" w:hAnsi="Times New Roman" w:cs="Times New Roman"/>
-          <w:sz w:val="28"/>
-          <w:szCs w:val="28"/>
-          <w:lang w:eastAsia="ru-RU"/>
-        </w:rPr>
-        <w:t>ProductsForm</w:t>
-      </w:r>
-      <w:proofErr w:type="spellEnd"/>
-      <w:r>
-        <w:rPr>
-          <w:rFonts w:ascii="Times New Roman" w:hAnsi="Times New Roman" w:cs="Times New Roman"/>
-          <w:sz w:val="28"/>
-          <w:szCs w:val="28"/>
-          <w:lang w:eastAsia="ru-RU"/>
-        </w:rPr>
-        <w:t xml:space="preserve"> расположена кнопка "Выход". При её нажатии:</w:t>
+        <w:t>На форме ProductsForm расположена кнопка "Выход". При её нажатии:</w:t>
       </w:r>
     </w:p>
     <w:p>
@@ -3375,19 +2778,16 @@
       <w:pPr>
         <w:keepNext/>
         <w:jc w:val="center"/>
-      </w:pPr>
-      <w:r>
-        <w:rPr>
-          <w:rFonts w:ascii="Times New Roman" w:hAnsi="Times New Roman" w:cs="Times New Roman"/>
-          <w:noProof/>
-          <w:sz w:val="28"/>
-          <w:szCs w:val="28"/>
-        </w:rPr>
+        <w:rPr>
+          <w:lang w:val="en-US"/>
+        </w:rPr>
+      </w:pPr>
+      <w:r>
         <w:drawing>
-          <wp:inline distT="0" distB="0" distL="0" distR="0" wp14:anchorId="215676E6" wp14:editId="7893A318">
-            <wp:extent cx="5940425" cy="3942080"/>
-            <wp:effectExtent l="0" t="0" r="3175" b="1270"/>
-            <wp:docPr id="10" name="Рисунок 10"/>
+          <wp:inline distT="0" distB="0" distL="0" distR="0" wp14:anchorId="7A86DB75" wp14:editId="733D48D1">
+            <wp:extent cx="5940425" cy="3766820"/>
+            <wp:effectExtent l="0" t="0" r="3175" b="5080"/>
+            <wp:docPr id="2" name="Рисунок 2"/>
             <wp:cNvGraphicFramePr>
               <a:graphicFrameLocks xmlns:a="http://schemas.openxmlformats.org/drawingml/2006/main" noChangeAspect="1"/>
             </wp:cNvGraphicFramePr>
@@ -3407,7 +2807,7 @@
                   <pic:spPr>
                     <a:xfrm>
                       <a:off x="0" y="0"/>
-                      <a:ext cx="5940425" cy="3942080"/>
+                      <a:ext cx="5940425" cy="3766820"/>
                     </a:xfrm>
                     <a:prstGeom prst="rect">
                       <a:avLst/>
@@ -3528,7 +2928,6 @@
           <w:sz w:val="28"/>
           <w:szCs w:val="28"/>
         </w:rPr>
-        <w:lastRenderedPageBreak/>
         <w:t xml:space="preserve">2. </w:t>
       </w:r>
       <w:r>
@@ -3580,10 +2979,11 @@
           <w:sz w:val="24"/>
           <w:szCs w:val="24"/>
         </w:rPr>
+        <w:lastRenderedPageBreak/>
         <w:drawing>
-          <wp:inline distT="0" distB="0" distL="0" distR="0" wp14:anchorId="34C7B86F" wp14:editId="1AE68764">
-            <wp:extent cx="5940425" cy="3939540"/>
-            <wp:effectExtent l="0" t="0" r="3175" b="3810"/>
+          <wp:inline distT="0" distB="0" distL="0" distR="0" wp14:anchorId="7E67C23B" wp14:editId="03ED6F10">
+            <wp:extent cx="5940425" cy="3790315"/>
+            <wp:effectExtent l="0" t="0" r="3175" b="635"/>
             <wp:docPr id="1" name="Рисунок 1"/>
             <wp:cNvGraphicFramePr>
               <a:graphicFrameLocks xmlns:a="http://schemas.openxmlformats.org/drawingml/2006/main" noChangeAspect="1"/>
@@ -3604,7 +3004,7 @@
                   <pic:spPr>
                     <a:xfrm>
                       <a:off x="0" y="0"/>
-                      <a:ext cx="5940425" cy="3939540"/>
+                      <a:ext cx="5940425" cy="3790315"/>
                     </a:xfrm>
                     <a:prstGeom prst="rect">
                       <a:avLst/>
@@ -3746,10 +3146,10 @@
           <w:szCs w:val="24"/>
         </w:rPr>
         <w:drawing>
-          <wp:inline distT="0" distB="0" distL="0" distR="0" wp14:anchorId="7EDBF528" wp14:editId="7EB83B33">
-            <wp:extent cx="5940425" cy="3902075"/>
-            <wp:effectExtent l="0" t="0" r="3175" b="3175"/>
-            <wp:docPr id="11" name="Рисунок 11"/>
+          <wp:inline distT="0" distB="0" distL="0" distR="0" wp14:anchorId="32A2C58B" wp14:editId="6CF9E1C5">
+            <wp:extent cx="5940425" cy="3791585"/>
+            <wp:effectExtent l="0" t="0" r="3175" b="0"/>
+            <wp:docPr id="3" name="Рисунок 3"/>
             <wp:cNvGraphicFramePr>
               <a:graphicFrameLocks xmlns:a="http://schemas.openxmlformats.org/drawingml/2006/main" noChangeAspect="1"/>
             </wp:cNvGraphicFramePr>
@@ -3769,7 +3169,7 @@
                   <pic:spPr>
                     <a:xfrm>
                       <a:off x="0" y="0"/>
-                      <a:ext cx="5940425" cy="3902075"/>
+                      <a:ext cx="5940425" cy="3791585"/>
                     </a:xfrm>
                     <a:prstGeom prst="rect">
                       <a:avLst/>
@@ -3890,7 +3290,6 @@
           <w:sz w:val="28"/>
           <w:szCs w:val="28"/>
         </w:rPr>
-        <w:lastRenderedPageBreak/>
         <w:t xml:space="preserve">4. </w:t>
       </w:r>
       <w:bookmarkStart w:id="0" w:name="_Hlk226235626"/>
@@ -3939,10 +3338,10 @@
           <w:szCs w:val="24"/>
         </w:rPr>
         <w:drawing>
-          <wp:inline distT="0" distB="0" distL="0" distR="0" wp14:anchorId="46D5FD7A" wp14:editId="1A7C989A">
-            <wp:extent cx="5940425" cy="3944620"/>
-            <wp:effectExtent l="0" t="0" r="3175" b="0"/>
-            <wp:docPr id="12" name="Рисунок 12"/>
+          <wp:inline distT="0" distB="0" distL="0" distR="0" wp14:anchorId="0D8F5FAD" wp14:editId="26E112D7">
+            <wp:extent cx="5940425" cy="3789680"/>
+            <wp:effectExtent l="0" t="0" r="3175" b="1270"/>
+            <wp:docPr id="4" name="Рисунок 4"/>
             <wp:cNvGraphicFramePr>
               <a:graphicFrameLocks xmlns:a="http://schemas.openxmlformats.org/drawingml/2006/main" noChangeAspect="1"/>
             </wp:cNvGraphicFramePr>
@@ -3962,7 +3361,7 @@
                   <pic:spPr>
                     <a:xfrm>
                       <a:off x="0" y="0"/>
-                      <a:ext cx="5940425" cy="3944620"/>
+                      <a:ext cx="5940425" cy="3789680"/>
                     </a:xfrm>
                     <a:prstGeom prst="rect">
                       <a:avLst/>
@@ -4099,17 +3498,11 @@
         <w:keepNext/>
       </w:pPr>
       <w:r>
-        <w:rPr>
-          <w:rFonts w:ascii="Times New Roman" w:hAnsi="Times New Roman" w:cs="Times New Roman"/>
-          <w:sz w:val="28"/>
-          <w:szCs w:val="28"/>
-        </w:rPr>
-        <w:lastRenderedPageBreak/>
         <w:drawing>
-          <wp:inline distT="0" distB="0" distL="0" distR="0" wp14:anchorId="06004B22" wp14:editId="01086FD4">
-            <wp:extent cx="5940425" cy="3947160"/>
+          <wp:inline distT="0" distB="0" distL="0" distR="0" wp14:anchorId="4CD78590" wp14:editId="1D82F148">
+            <wp:extent cx="5940425" cy="3760470"/>
             <wp:effectExtent l="0" t="0" r="3175" b="0"/>
-            <wp:docPr id="13" name="Рисунок 13"/>
+            <wp:docPr id="5" name="Рисунок 5"/>
             <wp:cNvGraphicFramePr>
               <a:graphicFrameLocks xmlns:a="http://schemas.openxmlformats.org/drawingml/2006/main" noChangeAspect="1"/>
             </wp:cNvGraphicFramePr>
@@ -4129,7 +3522,7 @@
                   <pic:spPr>
                     <a:xfrm>
                       <a:off x="0" y="0"/>
-                      <a:ext cx="5940425" cy="3947160"/>
+                      <a:ext cx="5940425" cy="3760470"/>
                     </a:xfrm>
                     <a:prstGeom prst="rect">
                       <a:avLst/>
@@ -4141,6 +3534,8 @@
           </wp:inline>
         </w:drawing>
       </w:r>
+      <w:bookmarkStart w:id="1" w:name="_GoBack"/>
+      <w:bookmarkEnd w:id="1"/>
     </w:p>
     <w:p>
       <w:pPr>
@@ -4250,6 +3645,7 @@
           <w:sz w:val="36"/>
           <w:szCs w:val="36"/>
         </w:rPr>
+        <w:lastRenderedPageBreak/>
         <w:t>Перечень загруженных файлов</w:t>
       </w:r>
     </w:p>
@@ -4318,7 +3714,6 @@
         </w:rPr>
         <w:t xml:space="preserve">2. </w:t>
       </w:r>
-      <w:proofErr w:type="spellStart"/>
       <w:r>
         <w:rPr>
           <w:rFonts w:ascii="Times New Roman" w:hAnsi="Times New Roman" w:cs="Times New Roman"/>
@@ -4328,7 +3723,6 @@
         </w:rPr>
         <w:t>BlockDiagram</w:t>
       </w:r>
-      <w:proofErr w:type="spellEnd"/>
       <w:r>
         <w:rPr>
           <w:rFonts w:ascii="Times New Roman" w:hAnsi="Times New Roman" w:cs="Times New Roman"/>
@@ -4387,7 +3781,6 @@
         </w:rPr>
         <w:t xml:space="preserve">3. </w:t>
       </w:r>
-      <w:proofErr w:type="spellStart"/>
       <w:r>
         <w:rPr>
           <w:rFonts w:ascii="Times New Roman" w:hAnsi="Times New Roman" w:cs="Times New Roman"/>
@@ -4397,7 +3790,6 @@
         </w:rPr>
         <w:t>ShoeStoreApp</w:t>
       </w:r>
-      <w:proofErr w:type="spellEnd"/>
       <w:r>
         <w:rPr>
           <w:rFonts w:ascii="Times New Roman" w:hAnsi="Times New Roman" w:cs="Times New Roman"/>
@@ -4472,7 +3864,6 @@
         </w:rPr>
         <w:t xml:space="preserve">Исходный код (папка </w:t>
       </w:r>
-      <w:proofErr w:type="spellStart"/>
       <w:r>
         <w:rPr>
           <w:rFonts w:ascii="Times New Roman" w:hAnsi="Times New Roman" w:cs="Times New Roman"/>
@@ -4482,7 +3873,6 @@
         </w:rPr>
         <w:t>ShoeStoreApp</w:t>
       </w:r>
-      <w:proofErr w:type="spellEnd"/>
       <w:r>
         <w:rPr>
           <w:rFonts w:ascii="Times New Roman" w:hAnsi="Times New Roman" w:cs="Times New Roman"/>
@@ -4542,7 +3932,6 @@
         </w:rPr>
         <w:t>.</w:t>
       </w:r>
-      <w:proofErr w:type="spellStart"/>
       <w:r>
         <w:rPr>
           <w:rFonts w:ascii="Times New Roman" w:hAnsi="Times New Roman" w:cs="Times New Roman"/>
@@ -4552,7 +3941,6 @@
         </w:rPr>
         <w:t>png</w:t>
       </w:r>
-      <w:proofErr w:type="spellEnd"/>
       <w:r>
         <w:rPr>
           <w:rFonts w:ascii="Times New Roman" w:hAnsi="Times New Roman" w:cs="Times New Roman"/>
@@ -4692,7 +4080,6 @@
         </w:rPr>
         <w:t xml:space="preserve">8. </w:t>
       </w:r>
-      <w:proofErr w:type="spellStart"/>
       <w:r>
         <w:rPr>
           <w:rFonts w:ascii="Times New Roman" w:hAnsi="Times New Roman" w:cs="Times New Roman"/>
@@ -4701,7 +4088,6 @@
         </w:rPr>
         <w:t>screenshot_highlight</w:t>
       </w:r>
-      <w:proofErr w:type="spellEnd"/>
       <w:r>
         <w:rPr>
           <w:rFonts w:ascii="Times New Roman" w:hAnsi="Times New Roman" w:cs="Times New Roman"/>
@@ -4904,162 +4290,88 @@
           <w:sz w:val="36"/>
           <w:szCs w:val="36"/>
         </w:rPr>
+        <w:t>Вывод</w:t>
+      </w:r>
+    </w:p>
+    <w:p>
+      <w:pPr>
+        <w:ind w:firstLine="709"/>
+        <w:rPr>
+          <w:rFonts w:ascii="Times New Roman" w:hAnsi="Times New Roman" w:cs="Times New Roman"/>
+          <w:sz w:val="28"/>
+          <w:szCs w:val="28"/>
+        </w:rPr>
+      </w:pPr>
+      <w:r>
+        <w:rPr>
+          <w:rFonts w:ascii="Times New Roman" w:hAnsi="Times New Roman" w:cs="Times New Roman"/>
+          <w:sz w:val="28"/>
+          <w:szCs w:val="28"/>
+        </w:rPr>
+        <w:t>В ходе выполнения Модуля 2 разработано приложение для интернет-магазина обуви на платформе C# Windows Forms с подключением к базе данных PostgreSQL.</w:t>
+      </w:r>
+    </w:p>
+    <w:p>
+      <w:pPr>
+        <w:ind w:firstLine="709"/>
+        <w:rPr>
+          <w:rFonts w:ascii="Times New Roman" w:hAnsi="Times New Roman" w:cs="Times New Roman"/>
+          <w:sz w:val="28"/>
+          <w:szCs w:val="28"/>
+        </w:rPr>
+      </w:pPr>
+      <w:r>
+        <w:rPr>
+          <w:rFonts w:ascii="Times New Roman" w:hAnsi="Times New Roman" w:cs="Times New Roman"/>
+          <w:sz w:val="28"/>
+          <w:szCs w:val="28"/>
+        </w:rPr>
+        <w:t>Реализовано окно авторизации, позволяющее пользователю войти по логину и паролю из базы данных или продолжить как гость. При успешной авторизации определяется роль пользователя (администратор, менеджер, авторизованный клиент или гость), после чего открывается окно со списком товаров, где в правом верхнем углу отображается ФИО пользователя.</w:t>
+      </w:r>
+    </w:p>
+    <w:p>
+      <w:pPr>
+        <w:ind w:firstLine="709"/>
+        <w:rPr>
+          <w:rFonts w:ascii="Times New Roman" w:hAnsi="Times New Roman" w:cs="Times New Roman"/>
+          <w:sz w:val="28"/>
+          <w:szCs w:val="28"/>
+        </w:rPr>
+      </w:pPr>
+      <w:r>
+        <w:rPr>
+          <w:rFonts w:ascii="Times New Roman" w:hAnsi="Times New Roman" w:cs="Times New Roman"/>
+          <w:sz w:val="28"/>
+          <w:szCs w:val="28"/>
+        </w:rPr>
+        <w:t>В таблице товаров выводятся все необходимые поля: наименование, категория, описание, производитель, поставщик, цена, единица измерения, количество и скидка. Реализована подсветка строк: зелёным фоном выделяются товары со скидкой более 15 процентов, голубым фоном – товары, отсутствующие на складе. Для товаров со скидкой основная цена отображается красным цветом и перечёркнута, а рядом чёрным цветом показывается итоговая цена с учётом скидки.</w:t>
+      </w:r>
+    </w:p>
+    <w:p>
+      <w:pPr>
+        <w:ind w:firstLine="709"/>
+        <w:rPr>
+          <w:rFonts w:ascii="Times New Roman" w:hAnsi="Times New Roman" w:cs="Times New Roman"/>
+          <w:sz w:val="28"/>
+          <w:szCs w:val="28"/>
+        </w:rPr>
+      </w:pPr>
+      <w:r>
+        <w:rPr>
+          <w:rFonts w:ascii="Times New Roman" w:hAnsi="Times New Roman" w:cs="Times New Roman"/>
+          <w:sz w:val="28"/>
+          <w:szCs w:val="28"/>
+        </w:rPr>
+        <w:t xml:space="preserve">Кнопка «Выход» возвращает пользователя на окно авторизации, при этом выводится сообщение с подтверждением выхода. Приложение </w:t>
+      </w:r>
+      <w:r>
+        <w:rPr>
+          <w:rFonts w:ascii="Times New Roman" w:hAnsi="Times New Roman" w:cs="Times New Roman"/>
+          <w:sz w:val="28"/>
+          <w:szCs w:val="28"/>
+        </w:rPr>
         <w:lastRenderedPageBreak/>
-        <w:t>Вывод</w:t>
-      </w:r>
-    </w:p>
-    <w:p>
-      <w:pPr>
-        <w:ind w:firstLine="709"/>
-        <w:rPr>
-          <w:rFonts w:ascii="Times New Roman" w:hAnsi="Times New Roman" w:cs="Times New Roman"/>
-          <w:sz w:val="28"/>
-          <w:szCs w:val="28"/>
-        </w:rPr>
-      </w:pPr>
-      <w:r>
-        <w:rPr>
-          <w:rFonts w:ascii="Times New Roman" w:hAnsi="Times New Roman" w:cs="Times New Roman"/>
-          <w:sz w:val="28"/>
-          <w:szCs w:val="28"/>
-        </w:rPr>
-        <w:t xml:space="preserve">В ходе выполнения Модуля 2 разработано приложение для интернет-магазина обуви на платформе C# </w:t>
-      </w:r>
-      <w:proofErr w:type="spellStart"/>
-      <w:r>
-        <w:rPr>
-          <w:rFonts w:ascii="Times New Roman" w:hAnsi="Times New Roman" w:cs="Times New Roman"/>
-          <w:sz w:val="28"/>
-          <w:szCs w:val="28"/>
-        </w:rPr>
-        <w:t>Windows</w:t>
-      </w:r>
-      <w:proofErr w:type="spellEnd"/>
-      <w:r>
-        <w:rPr>
-          <w:rFonts w:ascii="Times New Roman" w:hAnsi="Times New Roman" w:cs="Times New Roman"/>
-          <w:sz w:val="28"/>
-          <w:szCs w:val="28"/>
-        </w:rPr>
-        <w:t xml:space="preserve"> </w:t>
-      </w:r>
-      <w:proofErr w:type="spellStart"/>
-      <w:r>
-        <w:rPr>
-          <w:rFonts w:ascii="Times New Roman" w:hAnsi="Times New Roman" w:cs="Times New Roman"/>
-          <w:sz w:val="28"/>
-          <w:szCs w:val="28"/>
-        </w:rPr>
-        <w:t>Forms</w:t>
-      </w:r>
-      <w:proofErr w:type="spellEnd"/>
-      <w:r>
-        <w:rPr>
-          <w:rFonts w:ascii="Times New Roman" w:hAnsi="Times New Roman" w:cs="Times New Roman"/>
-          <w:sz w:val="28"/>
-          <w:szCs w:val="28"/>
-        </w:rPr>
-        <w:t xml:space="preserve"> с подключением к базе данных </w:t>
-      </w:r>
-      <w:proofErr w:type="spellStart"/>
-      <w:r>
-        <w:rPr>
-          <w:rFonts w:ascii="Times New Roman" w:hAnsi="Times New Roman" w:cs="Times New Roman"/>
-          <w:sz w:val="28"/>
-          <w:szCs w:val="28"/>
-        </w:rPr>
-        <w:t>PostgreSQL</w:t>
-      </w:r>
-      <w:proofErr w:type="spellEnd"/>
-      <w:r>
-        <w:rPr>
-          <w:rFonts w:ascii="Times New Roman" w:hAnsi="Times New Roman" w:cs="Times New Roman"/>
-          <w:sz w:val="28"/>
-          <w:szCs w:val="28"/>
-        </w:rPr>
-        <w:t>.</w:t>
-      </w:r>
-    </w:p>
-    <w:p>
-      <w:pPr>
-        <w:ind w:firstLine="709"/>
-        <w:rPr>
-          <w:rFonts w:ascii="Times New Roman" w:hAnsi="Times New Roman" w:cs="Times New Roman"/>
-          <w:sz w:val="28"/>
-          <w:szCs w:val="28"/>
-        </w:rPr>
-      </w:pPr>
-      <w:r>
-        <w:rPr>
-          <w:rFonts w:ascii="Times New Roman" w:hAnsi="Times New Roman" w:cs="Times New Roman"/>
-          <w:sz w:val="28"/>
-          <w:szCs w:val="28"/>
-        </w:rPr>
-        <w:t>Реализовано окно авторизации, позволяющее пользователю войти по логину и паролю из базы данных или продолжить как гость. При успешной авторизации определяется роль пользователя (администратор, менеджер, авторизованный клиент или гость), после чего открывается окно со списком товаров, где в правом верхнем углу отображается ФИО пользователя.</w:t>
-      </w:r>
-    </w:p>
-    <w:p>
-      <w:pPr>
-        <w:ind w:firstLine="709"/>
-        <w:rPr>
-          <w:rFonts w:ascii="Times New Roman" w:hAnsi="Times New Roman" w:cs="Times New Roman"/>
-          <w:sz w:val="28"/>
-          <w:szCs w:val="28"/>
-        </w:rPr>
-      </w:pPr>
-      <w:r>
-        <w:rPr>
-          <w:rFonts w:ascii="Times New Roman" w:hAnsi="Times New Roman" w:cs="Times New Roman"/>
-          <w:sz w:val="28"/>
-          <w:szCs w:val="28"/>
-        </w:rPr>
-        <w:t>В таблице товар</w:t>
-      </w:r>
-      <w:bookmarkStart w:id="1" w:name="_GoBack"/>
-      <w:bookmarkEnd w:id="1"/>
-      <w:r>
-        <w:rPr>
-          <w:rFonts w:ascii="Times New Roman" w:hAnsi="Times New Roman" w:cs="Times New Roman"/>
-          <w:sz w:val="28"/>
-          <w:szCs w:val="28"/>
-        </w:rPr>
-        <w:t>ов выводятся все необходимые поля: наименование, категория, описание, производитель, поставщик, цена, единица измерения, количество и скидка. Реализована подсветка строк: зелёным фоном выделяются товары со скидкой более 15 процентов, голубым фоном – товары, отсутствующие на складе. Для товаров со скидкой основная цена отображается красным цветом и перечёркнута, а рядом чёрным цветом показывается итоговая цена с учётом скидки.</w:t>
-      </w:r>
-    </w:p>
-    <w:p>
-      <w:pPr>
-        <w:ind w:firstLine="709"/>
-        <w:rPr>
-          <w:rFonts w:ascii="Times New Roman" w:hAnsi="Times New Roman" w:cs="Times New Roman"/>
-          <w:sz w:val="28"/>
-          <w:szCs w:val="28"/>
-        </w:rPr>
-      </w:pPr>
-      <w:r>
-        <w:rPr>
-          <w:rFonts w:ascii="Times New Roman" w:hAnsi="Times New Roman" w:cs="Times New Roman"/>
-          <w:sz w:val="28"/>
-          <w:szCs w:val="28"/>
-        </w:rPr>
-        <w:t xml:space="preserve">Кнопка «Выход» возвращает пользователя на окно авторизации, при этом выводится сообщение с подтверждением выхода. Приложение обрабатывает все возможные ошибки (неверный логин или пароль, пустые поля, проблемы с подключением к базе данных) и не </w:t>
-      </w:r>
-      <w:proofErr w:type="spellStart"/>
-      <w:r>
-        <w:rPr>
-          <w:rFonts w:ascii="Times New Roman" w:hAnsi="Times New Roman" w:cs="Times New Roman"/>
-          <w:sz w:val="28"/>
-          <w:szCs w:val="28"/>
-        </w:rPr>
-        <w:t>аварийно</w:t>
-      </w:r>
-      <w:proofErr w:type="spellEnd"/>
-      <w:r>
-        <w:rPr>
-          <w:rFonts w:ascii="Times New Roman" w:hAnsi="Times New Roman" w:cs="Times New Roman"/>
-          <w:sz w:val="28"/>
-          <w:szCs w:val="28"/>
-        </w:rPr>
-        <w:t xml:space="preserve"> завершает работу.</w:t>
+        <w:t>обрабатывает все возможные ошибки (неверный логин или пароль, пустые поля, проблемы с подключением к базе данных) и не аварийно завершает работу.</w:t>
       </w:r>
     </w:p>
     <w:p>
@@ -7693,6 +7005,7 @@
   <w:style w:type="character" w:default="1" w:styleId="a0">
     <w:name w:val="Default Paragraph Font"/>
     <w:uiPriority w:val="1"/>
+    <w:semiHidden/>
     <w:unhideWhenUsed/>
   </w:style>
   <w:style w:type="table" w:default="1" w:styleId="a1">
